--- a/ResuMind_Synopsis.docx
+++ b/ResuMind_Synopsis.docx
@@ -489,6 +489,7 @@
         </w:tabs>
         <w:spacing w:before="25" w:line="786" w:lineRule="exact"/>
         <w:ind w:left="135" w:right="117" w:hanging="17"/>
+        <w:jc w:val="right"/>
         <w:rPr>
           <w:rFonts w:ascii="Cambria"/>
           <w:b/>
@@ -586,6 +587,7 @@
         </w:rPr>
         <w:t xml:space="preserve"> </w:t>
       </w:r>
+      <w:proofErr w:type="spellStart"/>
       <w:r>
         <w:rPr>
           <w:rFonts w:ascii="Cambria"/>
@@ -597,6 +599,7 @@
         </w:rPr>
         <w:t>Krupi</w:t>
       </w:r>
+      <w:proofErr w:type="spellEnd"/>
       <w:r>
         <w:rPr>
           <w:rFonts w:ascii="Cambria"/>
@@ -1277,8 +1280,12 @@
     <w:p>
       <w:pPr>
         <w:pStyle w:val="BodyText"/>
+        <w:numPr>
+          <w:ilvl w:val="0"/>
+          <w:numId w:val="6"/>
+        </w:numPr>
         <w:spacing w:before="1" w:line="230" w:lineRule="auto"/>
-        <w:ind w:left="484" w:right="250"/>
+        <w:ind w:left="1080" w:right="250"/>
         <w:jc w:val="both"/>
       </w:pPr>
       <w:r>
@@ -1301,6 +1308,7 @@
       <w:pPr>
         <w:pStyle w:val="BodyText"/>
         <w:spacing w:before="9"/>
+        <w:ind w:left="1080"/>
         <w:rPr>
           <w:sz w:val="22"/>
         </w:rPr>
@@ -1309,8 +1317,12 @@
     <w:p>
       <w:pPr>
         <w:pStyle w:val="BodyText"/>
+        <w:numPr>
+          <w:ilvl w:val="0"/>
+          <w:numId w:val="6"/>
+        </w:numPr>
         <w:spacing w:line="230" w:lineRule="auto"/>
-        <w:ind w:left="484" w:right="250"/>
+        <w:ind w:left="1080" w:right="250"/>
         <w:jc w:val="both"/>
       </w:pPr>
       <w:r>
@@ -1336,6 +1348,7 @@
       <w:pPr>
         <w:pStyle w:val="BodyText"/>
         <w:spacing w:before="10"/>
+        <w:ind w:left="1080"/>
         <w:rPr>
           <w:sz w:val="22"/>
         </w:rPr>
@@ -1344,8 +1357,12 @@
     <w:p>
       <w:pPr>
         <w:pStyle w:val="BodyText"/>
+        <w:numPr>
+          <w:ilvl w:val="0"/>
+          <w:numId w:val="6"/>
+        </w:numPr>
         <w:spacing w:line="230" w:lineRule="auto"/>
-        <w:ind w:left="484" w:right="247"/>
+        <w:ind w:left="1080" w:right="247"/>
         <w:jc w:val="both"/>
       </w:pPr>
       <w:r>
@@ -4407,12 +4424,11 @@
         <w:pStyle w:val="Heading1"/>
         <w:numPr>
           <w:ilvl w:val="0"/>
-          <w:numId w:val="4"/>
+          <w:numId w:val="5"/>
         </w:numPr>
         <w:tabs>
           <w:tab w:val="left" w:pos="425"/>
         </w:tabs>
-        <w:ind w:hanging="277"/>
       </w:pPr>
       <w:r>
         <w:rPr>
@@ -4604,7 +4620,11 @@
     <w:p>
       <w:pPr>
         <w:pStyle w:val="BodyText"/>
-        <w:ind w:left="551" w:right="157"/>
+        <w:numPr>
+          <w:ilvl w:val="0"/>
+          <w:numId w:val="7"/>
+        </w:numPr>
+        <w:ind w:left="1170" w:right="157"/>
       </w:pPr>
       <w:r>
         <w:rPr>
@@ -4752,12 +4772,17 @@
       <w:pPr>
         <w:pStyle w:val="BodyText"/>
         <w:spacing w:before="5"/>
+        <w:ind w:left="1170"/>
       </w:pPr>
     </w:p>
     <w:p>
       <w:pPr>
         <w:pStyle w:val="BodyText"/>
-        <w:ind w:left="551" w:right="108"/>
+        <w:numPr>
+          <w:ilvl w:val="0"/>
+          <w:numId w:val="7"/>
+        </w:numPr>
+        <w:ind w:left="1170" w:right="108"/>
       </w:pPr>
       <w:r>
         <w:rPr>
@@ -5009,13 +5034,18 @@
       <w:pPr>
         <w:pStyle w:val="BodyText"/>
         <w:spacing w:before="5"/>
+        <w:ind w:left="1170"/>
       </w:pPr>
     </w:p>
     <w:p>
       <w:pPr>
         <w:pStyle w:val="BodyText"/>
+        <w:numPr>
+          <w:ilvl w:val="0"/>
+          <w:numId w:val="7"/>
+        </w:numPr>
         <w:spacing w:before="1"/>
-        <w:ind w:left="551" w:right="55"/>
+        <w:ind w:left="1170" w:right="55"/>
       </w:pPr>
       <w:r>
         <w:rPr>
@@ -5130,12 +5160,17 @@
       <w:pPr>
         <w:pStyle w:val="BodyText"/>
         <w:spacing w:before="2"/>
+        <w:ind w:left="1170"/>
       </w:pPr>
     </w:p>
     <w:p>
       <w:pPr>
         <w:pStyle w:val="BodyText"/>
-        <w:ind w:left="551" w:right="157"/>
+        <w:numPr>
+          <w:ilvl w:val="0"/>
+          <w:numId w:val="7"/>
+        </w:numPr>
+        <w:ind w:left="1170" w:right="157"/>
       </w:pPr>
       <w:r>
         <w:rPr>
@@ -5277,8 +5312,12 @@
     <w:p>
       <w:pPr>
         <w:pStyle w:val="BodyText"/>
+        <w:numPr>
+          <w:ilvl w:val="0"/>
+          <w:numId w:val="8"/>
+        </w:numPr>
         <w:spacing w:before="75"/>
-        <w:ind w:left="527" w:right="108"/>
+        <w:ind w:left="1170" w:right="108"/>
       </w:pPr>
       <w:r>
         <w:rPr>
@@ -6277,26 +6316,15 @@
     </w:p>
     <w:p>
       <w:pPr>
-        <w:pStyle w:val="BodyText"/>
-        <w:spacing w:before="8"/>
-        <w:rPr>
-          <w:b/>
-          <w:sz w:val="34"/>
-        </w:rPr>
-      </w:pPr>
-    </w:p>
-    <w:p>
-      <w:pPr>
         <w:pStyle w:val="Heading1"/>
         <w:numPr>
           <w:ilvl w:val="0"/>
-          <w:numId w:val="4"/>
+          <w:numId w:val="5"/>
         </w:numPr>
         <w:tabs>
           <w:tab w:val="left" w:pos="396"/>
         </w:tabs>
         <w:spacing w:before="1"/>
-        <w:ind w:left="395" w:hanging="277"/>
       </w:pPr>
       <w:r>
         <w:rPr>
@@ -6309,8 +6337,12 @@
     <w:p>
       <w:pPr>
         <w:pStyle w:val="BodyText"/>
+        <w:numPr>
+          <w:ilvl w:val="0"/>
+          <w:numId w:val="9"/>
+        </w:numPr>
         <w:spacing w:before="280"/>
-        <w:ind w:left="527" w:right="157"/>
+        <w:ind w:left="1170" w:right="157"/>
       </w:pPr>
       <w:r>
         <w:rPr>
@@ -6453,12 +6485,17 @@
       <w:pPr>
         <w:pStyle w:val="BodyText"/>
         <w:spacing w:before="2"/>
+        <w:ind w:left="1170"/>
       </w:pPr>
     </w:p>
     <w:p>
       <w:pPr>
         <w:pStyle w:val="BodyText"/>
-        <w:ind w:left="527" w:right="280"/>
+        <w:numPr>
+          <w:ilvl w:val="0"/>
+          <w:numId w:val="9"/>
+        </w:numPr>
+        <w:ind w:left="1170" w:right="280"/>
       </w:pPr>
       <w:r>
         <w:rPr>
@@ -6614,12 +6651,17 @@
       <w:pPr>
         <w:pStyle w:val="BodyText"/>
         <w:spacing w:before="5"/>
+        <w:ind w:left="1170"/>
       </w:pPr>
     </w:p>
     <w:p>
       <w:pPr>
         <w:pStyle w:val="BodyText"/>
-        <w:ind w:left="527"/>
+        <w:numPr>
+          <w:ilvl w:val="0"/>
+          <w:numId w:val="9"/>
+        </w:numPr>
+        <w:ind w:left="1170"/>
       </w:pPr>
       <w:r>
         <w:rPr>
@@ -6752,12 +6794,17 @@
       <w:pPr>
         <w:pStyle w:val="BodyText"/>
         <w:spacing w:before="6"/>
+        <w:ind w:left="1170"/>
       </w:pPr>
     </w:p>
     <w:p>
       <w:pPr>
         <w:pStyle w:val="BodyText"/>
-        <w:ind w:left="527" w:right="302"/>
+        <w:numPr>
+          <w:ilvl w:val="0"/>
+          <w:numId w:val="9"/>
+        </w:numPr>
+        <w:ind w:left="1170" w:right="302"/>
         <w:jc w:val="both"/>
       </w:pPr>
       <w:r>
@@ -6987,12 +7034,17 @@
       <w:pPr>
         <w:pStyle w:val="BodyText"/>
         <w:spacing w:before="2"/>
+        <w:ind w:left="1170"/>
       </w:pPr>
     </w:p>
     <w:p>
       <w:pPr>
         <w:pStyle w:val="BodyText"/>
-        <w:ind w:left="527" w:right="328"/>
+        <w:numPr>
+          <w:ilvl w:val="0"/>
+          <w:numId w:val="9"/>
+        </w:numPr>
+        <w:ind w:left="1170" w:right="328"/>
         <w:jc w:val="both"/>
       </w:pPr>
       <w:r>
@@ -7122,12 +7174,17 @@
       <w:pPr>
         <w:pStyle w:val="BodyText"/>
         <w:spacing w:before="5"/>
+        <w:ind w:left="1170"/>
       </w:pPr>
     </w:p>
     <w:p>
       <w:pPr>
         <w:pStyle w:val="BodyText"/>
-        <w:ind w:left="527" w:right="157"/>
+        <w:numPr>
+          <w:ilvl w:val="0"/>
+          <w:numId w:val="9"/>
+        </w:numPr>
+        <w:ind w:left="1170" w:right="157"/>
       </w:pPr>
       <w:r>
         <w:rPr>
@@ -7286,13 +7343,12 @@
         <w:pStyle w:val="Heading1"/>
         <w:numPr>
           <w:ilvl w:val="0"/>
-          <w:numId w:val="4"/>
+          <w:numId w:val="5"/>
         </w:numPr>
         <w:tabs>
           <w:tab w:val="left" w:pos="391"/>
         </w:tabs>
         <w:spacing w:before="78"/>
-        <w:ind w:left="390" w:hanging="279"/>
       </w:pPr>
       <w:r>
         <w:rPr>
@@ -7444,7 +7500,11 @@
     <w:p>
       <w:pPr>
         <w:pStyle w:val="BodyText"/>
-        <w:ind w:left="527" w:right="108"/>
+        <w:numPr>
+          <w:ilvl w:val="0"/>
+          <w:numId w:val="10"/>
+        </w:numPr>
+        <w:ind w:left="1170" w:right="108"/>
       </w:pPr>
       <w:r>
         <w:rPr>
@@ -7615,12 +7675,17 @@
       <w:pPr>
         <w:pStyle w:val="BodyText"/>
         <w:spacing w:before="3"/>
+        <w:ind w:left="1170"/>
       </w:pPr>
     </w:p>
     <w:p>
       <w:pPr>
         <w:pStyle w:val="BodyText"/>
-        <w:ind w:left="527"/>
+        <w:numPr>
+          <w:ilvl w:val="0"/>
+          <w:numId w:val="10"/>
+        </w:numPr>
+        <w:ind w:left="1170"/>
       </w:pPr>
       <w:r>
         <w:rPr>
@@ -7787,12 +7852,17 @@
       <w:pPr>
         <w:pStyle w:val="BodyText"/>
         <w:spacing w:before="5"/>
+        <w:ind w:left="1170"/>
       </w:pPr>
     </w:p>
     <w:p>
       <w:pPr>
         <w:pStyle w:val="BodyText"/>
-        <w:ind w:left="527" w:right="55"/>
+        <w:numPr>
+          <w:ilvl w:val="0"/>
+          <w:numId w:val="10"/>
+        </w:numPr>
+        <w:ind w:left="1170" w:right="55"/>
       </w:pPr>
       <w:r>
         <w:rPr>
@@ -7942,12 +8012,17 @@
       <w:pPr>
         <w:pStyle w:val="BodyText"/>
         <w:spacing w:before="5"/>
+        <w:ind w:left="1170"/>
       </w:pPr>
     </w:p>
     <w:p>
       <w:pPr>
         <w:pStyle w:val="BodyText"/>
-        <w:ind w:left="527" w:right="108"/>
+        <w:numPr>
+          <w:ilvl w:val="0"/>
+          <w:numId w:val="10"/>
+        </w:numPr>
+        <w:ind w:left="1170" w:right="108"/>
       </w:pPr>
       <w:r>
         <w:rPr>
@@ -8082,12 +8157,17 @@
       <w:pPr>
         <w:pStyle w:val="BodyText"/>
         <w:spacing w:before="3"/>
+        <w:ind w:left="1170"/>
       </w:pPr>
     </w:p>
     <w:p>
       <w:pPr>
         <w:pStyle w:val="BodyText"/>
-        <w:ind w:left="527" w:right="157"/>
+        <w:numPr>
+          <w:ilvl w:val="0"/>
+          <w:numId w:val="10"/>
+        </w:numPr>
+        <w:ind w:left="1170" w:right="157"/>
       </w:pPr>
       <w:r>
         <w:rPr>
@@ -8242,12 +8322,11 @@
         <w:pStyle w:val="Heading1"/>
         <w:numPr>
           <w:ilvl w:val="0"/>
-          <w:numId w:val="4"/>
+          <w:numId w:val="5"/>
         </w:numPr>
         <w:tabs>
           <w:tab w:val="left" w:pos="391"/>
         </w:tabs>
-        <w:ind w:left="390" w:hanging="279"/>
       </w:pPr>
       <w:r>
         <w:rPr>
@@ -10552,14 +10631,13 @@
         <w:pStyle w:val="Heading1"/>
         <w:numPr>
           <w:ilvl w:val="0"/>
-          <w:numId w:val="4"/>
+          <w:numId w:val="5"/>
         </w:numPr>
         <w:tabs>
           <w:tab w:val="left" w:pos="558"/>
           <w:tab w:val="left" w:pos="559"/>
         </w:tabs>
         <w:spacing w:before="196"/>
-        <w:ind w:left="558" w:hanging="435"/>
       </w:pPr>
       <w:r>
         <w:rPr>
@@ -12471,7 +12549,6 @@
         </w:rPr>
         <w:t xml:space="preserve"> </w:t>
       </w:r>
-      <w:proofErr w:type="spellStart"/>
       <w:r>
         <w:rPr>
           <w:spacing w:val="-4"/>
@@ -12479,18 +12556,34 @@
         </w:rPr>
         <w:t>setu</w:t>
       </w:r>
-      <w:proofErr w:type="spellEnd"/>
-    </w:p>
-    <w:p>
-      <w:pPr>
-        <w:rPr>
-          <w:sz w:val="24"/>
-        </w:rPr>
-        <w:sectPr>
-          <w:pgSz w:w="11900" w:h="16820"/>
-          <w:pgMar w:top="1220" w:right="760" w:bottom="280" w:left="1340" w:header="720" w:footer="720" w:gutter="0"/>
-          <w:cols w:space="720"/>
-        </w:sectPr>
+      <w:r>
+        <w:rPr>
+          <w:spacing w:val="-4"/>
+          <w:sz w:val="24"/>
+        </w:rPr>
+        <w:t>p.</w:t>
+      </w:r>
+    </w:p>
+    <w:p>
+      <w:pPr>
+        <w:tabs>
+          <w:tab w:val="left" w:pos="1067"/>
+          <w:tab w:val="left" w:pos="1068"/>
+        </w:tabs>
+        <w:rPr>
+          <w:sz w:val="24"/>
+        </w:rPr>
+      </w:pPr>
+    </w:p>
+    <w:p>
+      <w:pPr>
+        <w:tabs>
+          <w:tab w:val="left" w:pos="1067"/>
+          <w:tab w:val="left" w:pos="1068"/>
+        </w:tabs>
+        <w:rPr>
+          <w:sz w:val="24"/>
+        </w:rPr>
       </w:pPr>
     </w:p>
     <w:p>
@@ -12498,21 +12591,19 @@
         <w:pStyle w:val="Heading1"/>
         <w:numPr>
           <w:ilvl w:val="0"/>
-          <w:numId w:val="4"/>
+          <w:numId w:val="5"/>
         </w:numPr>
         <w:tabs>
           <w:tab w:val="left" w:pos="558"/>
           <w:tab w:val="left" w:pos="559"/>
         </w:tabs>
         <w:spacing w:before="77"/>
-        <w:ind w:left="558" w:hanging="435"/>
       </w:pPr>
       <w:r>
         <w:rPr>
           <w:color w:val="365F91"/>
           <w:spacing w:val="-2"/>
         </w:rPr>
-        <w:lastRenderedPageBreak/>
         <w:t>Testing</w:t>
       </w:r>
       <w:r>
@@ -13005,6 +13096,21 @@
     </w:p>
     <w:p>
       <w:pPr>
+        <w:pStyle w:val="Heading1"/>
+        <w:tabs>
+          <w:tab w:val="left" w:pos="558"/>
+          <w:tab w:val="left" w:pos="559"/>
+        </w:tabs>
+        <w:spacing w:before="77"/>
+        <w:sectPr>
+          <w:pgSz w:w="11900" w:h="16820"/>
+          <w:pgMar w:top="1220" w:right="760" w:bottom="280" w:left="1340" w:header="720" w:footer="720" w:gutter="0"/>
+          <w:cols w:space="720"/>
+        </w:sectPr>
+      </w:pPr>
+    </w:p>
+    <w:p>
+      <w:pPr>
         <w:pStyle w:val="BodyText"/>
         <w:spacing w:before="4"/>
       </w:pPr>
@@ -15660,6 +15766,94 @@
     </w:p>
     <w:p>
       <w:pPr>
+        <w:ind w:left="1080"/>
+        <w:rPr>
+          <w:sz w:val="24"/>
+        </w:rPr>
+      </w:pPr>
+    </w:p>
+    <w:p>
+      <w:pPr>
+        <w:ind w:left="540"/>
+        <w:rPr>
+          <w:b/>
+          <w:bCs/>
+          <w:sz w:val="24"/>
+        </w:rPr>
+      </w:pPr>
+      <w:r>
+        <w:rPr>
+          <w:b/>
+          <w:bCs/>
+          <w:sz w:val="24"/>
+        </w:rPr>
+        <w:t>Regression Testing:</w:t>
+      </w:r>
+    </w:p>
+    <w:p>
+      <w:pPr>
+        <w:ind w:left="540"/>
+        <w:rPr>
+          <w:sz w:val="24"/>
+        </w:rPr>
+      </w:pPr>
+    </w:p>
+    <w:p>
+      <w:pPr>
+        <w:numPr>
+          <w:ilvl w:val="0"/>
+          <w:numId w:val="11"/>
+        </w:numPr>
+        <w:ind w:left="1080"/>
+        <w:rPr>
+          <w:sz w:val="24"/>
+        </w:rPr>
+      </w:pPr>
+      <w:r>
+        <w:rPr>
+          <w:sz w:val="24"/>
+        </w:rPr>
+        <w:t>Objective: Ensure new changes do not break existing functionality.</w:t>
+      </w:r>
+    </w:p>
+    <w:p>
+      <w:pPr>
+        <w:numPr>
+          <w:ilvl w:val="0"/>
+          <w:numId w:val="11"/>
+        </w:numPr>
+        <w:ind w:left="1080"/>
+        <w:rPr>
+          <w:sz w:val="24"/>
+        </w:rPr>
+      </w:pPr>
+      <w:r>
+        <w:rPr>
+          <w:sz w:val="24"/>
+        </w:rPr>
+        <w:t>Method: Re-run all functional and integration tests after each significant code change.</w:t>
+      </w:r>
+    </w:p>
+    <w:p>
+      <w:pPr>
+        <w:numPr>
+          <w:ilvl w:val="0"/>
+          <w:numId w:val="11"/>
+        </w:numPr>
+        <w:ind w:left="1080"/>
+        <w:rPr>
+          <w:sz w:val="24"/>
+        </w:rPr>
+      </w:pPr>
+      <w:r>
+        <w:rPr>
+          <w:sz w:val="24"/>
+        </w:rPr>
+        <w:t>Outcome: Application remains stable throughout the development cycle.</w:t>
+      </w:r>
+    </w:p>
+    <w:p>
+      <w:pPr>
         <w:rPr>
           <w:sz w:val="24"/>
         </w:rPr>
@@ -15675,14 +15869,13 @@
         <w:pStyle w:val="Heading1"/>
         <w:numPr>
           <w:ilvl w:val="0"/>
-          <w:numId w:val="4"/>
+          <w:numId w:val="5"/>
         </w:numPr>
         <w:tabs>
           <w:tab w:val="left" w:pos="563"/>
           <w:tab w:val="left" w:pos="564"/>
         </w:tabs>
         <w:spacing w:before="78"/>
-        <w:ind w:left="563" w:hanging="440"/>
       </w:pPr>
       <w:r>
         <w:rPr>
@@ -16151,11 +16344,12 @@
         <w:pStyle w:val="Heading1"/>
         <w:numPr>
           <w:ilvl w:val="0"/>
-          <w:numId w:val="2"/>
+          <w:numId w:val="5"/>
         </w:numPr>
         <w:tabs>
-          <w:tab w:val="left" w:pos="403"/>
+          <w:tab w:val="left" w:pos="540"/>
         </w:tabs>
+        <w:ind w:left="540"/>
       </w:pPr>
       <w:r>
         <w:rPr>
@@ -16240,6 +16434,8 @@
       </w:pPr>
       <w:r>
         <w:rPr>
+          <w:b/>
+          <w:bCs/>
           <w:sz w:val="24"/>
         </w:rPr>
         <w:t>Hardware:</w:t>
@@ -16414,6 +16610,8 @@
       </w:pPr>
       <w:r>
         <w:rPr>
+          <w:b/>
+          <w:bCs/>
           <w:sz w:val="24"/>
         </w:rPr>
         <w:t>Software:</w:t>
@@ -16601,6 +16799,8 @@
       </w:pPr>
       <w:r>
         <w:rPr>
+          <w:b/>
+          <w:bCs/>
           <w:sz w:val="24"/>
         </w:rPr>
         <w:t>Data:</w:t>
@@ -16793,9 +16993,17 @@
       </w:pPr>
       <w:r>
         <w:rPr>
-          <w:sz w:val="24"/>
-        </w:rPr>
-        <w:t>Human Resources: A team of developers familiar with React, TypeScript, and React Router</w:t>
+          <w:b/>
+          <w:bCs/>
+          <w:sz w:val="24"/>
+        </w:rPr>
+        <w:t>Human Resources:</w:t>
+      </w:r>
+      <w:r>
+        <w:rPr>
+          <w:sz w:val="24"/>
+        </w:rPr>
+        <w:t xml:space="preserve"> A team of developers familiar with React, TypeScript, and React Router</w:t>
       </w:r>
       <w:r>
         <w:rPr>
@@ -17005,12 +17213,16 @@
       </w:pPr>
       <w:r>
         <w:rPr>
+          <w:b/>
+          <w:bCs/>
           <w:sz w:val="24"/>
         </w:rPr>
         <w:t>AI</w:t>
       </w:r>
       <w:r>
         <w:rPr>
+          <w:b/>
+          <w:bCs/>
           <w:spacing w:val="-6"/>
           <w:sz w:val="24"/>
         </w:rPr>
@@ -17018,19 +17230,25 @@
       </w:r>
       <w:r>
         <w:rPr>
+          <w:b/>
+          <w:bCs/>
           <w:sz w:val="24"/>
         </w:rPr>
         <w:t>Response</w:t>
       </w:r>
       <w:r>
         <w:rPr>
-          <w:spacing w:val="-4"/>
-          <w:sz w:val="24"/>
-        </w:rPr>
-        <w:t xml:space="preserve"> </w:t>
-      </w:r>
-      <w:r>
-        <w:rPr>
+          <w:b/>
+          <w:bCs/>
+          <w:spacing w:val="-4"/>
+          <w:sz w:val="24"/>
+        </w:rPr>
+        <w:t xml:space="preserve"> </w:t>
+      </w:r>
+      <w:r>
+        <w:rPr>
+          <w:b/>
+          <w:bCs/>
           <w:sz w:val="24"/>
         </w:rPr>
         <w:t>Quality:</w:t>
@@ -17198,9 +17416,17 @@
       </w:pPr>
       <w:r>
         <w:rPr>
-          <w:sz w:val="24"/>
-        </w:rPr>
-        <w:t>PDF Parsing Accuracy: Client-side PDF text extraction may not handle all PDF formats correctly,</w:t>
+          <w:b/>
+          <w:bCs/>
+          <w:sz w:val="24"/>
+        </w:rPr>
+        <w:t>PDF Parsing Accuracy:</w:t>
+      </w:r>
+      <w:r>
+        <w:rPr>
+          <w:sz w:val="24"/>
+        </w:rPr>
+        <w:t xml:space="preserve"> Client-side PDF text extraction may not handle all PDF formats correctly,</w:t>
       </w:r>
       <w:r>
         <w:rPr>
@@ -17351,9 +17577,17 @@
       </w:pPr>
       <w:r>
         <w:rPr>
-          <w:sz w:val="24"/>
-        </w:rPr>
-        <w:t>Puter.js Dependency: The entire platform depends on Puter.js remaining available and maintaining</w:t>
+          <w:b/>
+          <w:bCs/>
+          <w:sz w:val="24"/>
+        </w:rPr>
+        <w:t>Puter.js Dependency:</w:t>
+      </w:r>
+      <w:r>
+        <w:rPr>
+          <w:sz w:val="24"/>
+        </w:rPr>
+        <w:t xml:space="preserve"> The entire platform depends on Puter.js remaining available and maintaining</w:t>
       </w:r>
       <w:r>
         <w:rPr>
@@ -17552,9 +17786,17 @@
       </w:pPr>
       <w:r>
         <w:rPr>
-          <w:sz w:val="24"/>
-        </w:rPr>
-        <w:t>No Custom Model Training: The AI has not been trained specifically on resume data. Analysis</w:t>
+          <w:b/>
+          <w:bCs/>
+          <w:sz w:val="24"/>
+        </w:rPr>
+        <w:t>No Custom Model Training:</w:t>
+      </w:r>
+      <w:r>
+        <w:rPr>
+          <w:sz w:val="24"/>
+        </w:rPr>
+        <w:t xml:space="preserve"> The AI has not been trained specifically on resume data. Analysis</w:t>
       </w:r>
       <w:r>
         <w:rPr>
@@ -17744,12 +17986,16 @@
       </w:pPr>
       <w:r>
         <w:rPr>
+          <w:b/>
+          <w:bCs/>
           <w:sz w:val="24"/>
         </w:rPr>
         <w:t>Offline</w:t>
       </w:r>
       <w:r>
         <w:rPr>
+          <w:b/>
+          <w:bCs/>
           <w:spacing w:val="-5"/>
           <w:sz w:val="24"/>
         </w:rPr>
@@ -17757,6 +18003,8 @@
       </w:r>
       <w:r>
         <w:rPr>
+          <w:b/>
+          <w:bCs/>
           <w:sz w:val="24"/>
         </w:rPr>
         <w:t>Use:</w:t>
@@ -17909,14 +18157,12 @@
         <w:pStyle w:val="Heading1"/>
         <w:numPr>
           <w:ilvl w:val="0"/>
-          <w:numId w:val="2"/>
+          <w:numId w:val="5"/>
         </w:numPr>
         <w:tabs>
-          <w:tab w:val="left" w:pos="558"/>
-          <w:tab w:val="left" w:pos="559"/>
+          <w:tab w:val="left" w:pos="465"/>
         </w:tabs>
         <w:spacing w:before="81"/>
-        <w:ind w:left="558" w:hanging="435"/>
       </w:pPr>
       <w:r>
         <w:rPr>
@@ -18443,9 +18689,9 @@
           <w:numId w:val="1"/>
         </w:numPr>
         <w:tabs>
-          <w:tab w:val="left" w:pos="844"/>
+          <w:tab w:val="left" w:pos="540"/>
         </w:tabs>
-        <w:ind w:hanging="433"/>
+        <w:ind w:left="540" w:hanging="433"/>
       </w:pPr>
       <w:r>
         <w:rPr>
@@ -18476,7 +18722,7 @@
         <w:tabs>
           <w:tab w:val="left" w:pos="1354"/>
         </w:tabs>
-        <w:spacing w:line="232" w:lineRule="auto"/>
+        <w:spacing w:after="120" w:line="232" w:lineRule="auto"/>
         <w:ind w:left="1080" w:right="1244" w:hanging="572"/>
         <w:rPr>
           <w:sz w:val="24"/>
@@ -18518,19 +18764,6 @@
     <w:p>
       <w:pPr>
         <w:pStyle w:val="ListParagraph"/>
-        <w:tabs>
-          <w:tab w:val="left" w:pos="1354"/>
-        </w:tabs>
-        <w:spacing w:line="232" w:lineRule="auto"/>
-        <w:ind w:left="1080" w:right="1244" w:firstLine="0"/>
-        <w:rPr>
-          <w:sz w:val="24"/>
-        </w:rPr>
-      </w:pPr>
-    </w:p>
-    <w:p>
-      <w:pPr>
-        <w:pStyle w:val="ListParagraph"/>
         <w:numPr>
           <w:ilvl w:val="1"/>
           <w:numId w:val="1"/>
@@ -18538,7 +18771,7 @@
         <w:tabs>
           <w:tab w:val="left" w:pos="1398"/>
         </w:tabs>
-        <w:spacing w:line="230" w:lineRule="auto"/>
+        <w:spacing w:after="120" w:line="230" w:lineRule="auto"/>
         <w:ind w:left="1080" w:right="177" w:hanging="572"/>
         <w:jc w:val="both"/>
         <w:rPr>
@@ -18558,30 +18791,9 @@
             <w:rStyle w:val="Hyperlink"/>
             <w:sz w:val="24"/>
           </w:rPr>
-          <w:t>https://react.d</w:t>
-        </w:r>
-        <w:r>
-          <w:rPr>
-            <w:rStyle w:val="Hyperlink"/>
-            <w:sz w:val="24"/>
-          </w:rPr>
-          <w:t>ev</w:t>
+          <w:t>https://react.dev</w:t>
         </w:r>
       </w:hyperlink>
-    </w:p>
-    <w:p>
-      <w:pPr>
-        <w:pStyle w:val="ListParagraph"/>
-        <w:tabs>
-          <w:tab w:val="left" w:pos="1398"/>
-        </w:tabs>
-        <w:spacing w:line="230" w:lineRule="auto"/>
-        <w:ind w:left="1080" w:right="177" w:firstLine="0"/>
-        <w:jc w:val="both"/>
-        <w:rPr>
-          <w:sz w:val="24"/>
-        </w:rPr>
-      </w:pPr>
     </w:p>
     <w:p>
       <w:pPr>
@@ -18593,7 +18805,7 @@
         <w:tabs>
           <w:tab w:val="left" w:pos="1294"/>
         </w:tabs>
-        <w:spacing w:line="230" w:lineRule="auto"/>
+        <w:spacing w:after="120" w:line="230" w:lineRule="auto"/>
         <w:ind w:left="1080" w:right="389" w:hanging="572"/>
         <w:rPr>
           <w:b/>
@@ -18619,19 +18831,6 @@
     </w:p>
     <w:p>
       <w:pPr>
-        <w:tabs>
-          <w:tab w:val="left" w:pos="1294"/>
-        </w:tabs>
-        <w:spacing w:line="230" w:lineRule="auto"/>
-        <w:ind w:right="389"/>
-        <w:rPr>
-          <w:b/>
-          <w:sz w:val="24"/>
-        </w:rPr>
-      </w:pPr>
-    </w:p>
-    <w:p>
-      <w:pPr>
         <w:pStyle w:val="ListParagraph"/>
         <w:numPr>
           <w:ilvl w:val="1"/>
@@ -18640,7 +18839,7 @@
         <w:tabs>
           <w:tab w:val="left" w:pos="1294"/>
         </w:tabs>
-        <w:spacing w:line="230" w:lineRule="auto"/>
+        <w:spacing w:after="120" w:line="230" w:lineRule="auto"/>
         <w:ind w:left="1080" w:right="389" w:hanging="572"/>
         <w:rPr>
           <w:b/>
@@ -18667,20 +18866,6 @@
     <w:p>
       <w:pPr>
         <w:pStyle w:val="ListParagraph"/>
-        <w:tabs>
-          <w:tab w:val="left" w:pos="1294"/>
-        </w:tabs>
-        <w:spacing w:line="230" w:lineRule="auto"/>
-        <w:ind w:left="1080" w:right="389" w:firstLine="0"/>
-        <w:rPr>
-          <w:b/>
-          <w:sz w:val="24"/>
-        </w:rPr>
-      </w:pPr>
-    </w:p>
-    <w:p>
-      <w:pPr>
-        <w:pStyle w:val="ListParagraph"/>
         <w:numPr>
           <w:ilvl w:val="1"/>
           <w:numId w:val="1"/>
@@ -18688,7 +18873,7 @@
         <w:tabs>
           <w:tab w:val="left" w:pos="1294"/>
         </w:tabs>
-        <w:spacing w:line="230" w:lineRule="auto"/>
+        <w:spacing w:after="120" w:line="230" w:lineRule="auto"/>
         <w:ind w:left="1080" w:right="389" w:hanging="572"/>
         <w:rPr>
           <w:b/>
@@ -18715,15 +18900,6 @@
     <w:p>
       <w:pPr>
         <w:pStyle w:val="ListParagraph"/>
-        <w:rPr>
-          <w:b/>
-          <w:sz w:val="24"/>
-        </w:rPr>
-      </w:pPr>
-    </w:p>
-    <w:p>
-      <w:pPr>
-        <w:pStyle w:val="ListParagraph"/>
         <w:numPr>
           <w:ilvl w:val="1"/>
           <w:numId w:val="1"/>
@@ -18731,7 +18907,7 @@
         <w:tabs>
           <w:tab w:val="left" w:pos="1294"/>
         </w:tabs>
-        <w:spacing w:line="230" w:lineRule="auto"/>
+        <w:spacing w:after="120" w:line="230" w:lineRule="auto"/>
         <w:ind w:left="1080" w:right="389" w:hanging="572"/>
         <w:rPr>
           <w:b/>
@@ -18939,6 +19115,232 @@
     </w:lvl>
   </w:abstractNum>
   <w:abstractNum w:abstractNumId="1" w15:restartNumberingAfterBreak="0">
+    <w:nsid w:val="22195A28"/>
+    <w:multiLevelType w:val="hybridMultilevel"/>
+    <w:tmpl w:val="12EA1D1A"/>
+    <w:lvl w:ilvl="0" w:tplc="5D48113A">
+      <w:numFmt w:val="bullet"/>
+      <w:lvlText w:val="•"/>
+      <w:lvlJc w:val="left"/>
+      <w:pPr>
+        <w:ind w:left="1260" w:hanging="360"/>
+      </w:pPr>
+      <w:rPr>
+        <w:rFonts w:hint="default"/>
+        <w:lang w:val="en-US" w:eastAsia="en-US" w:bidi="ar-SA"/>
+      </w:rPr>
+    </w:lvl>
+    <w:lvl w:ilvl="1" w:tplc="04090003" w:tentative="1">
+      <w:start w:val="1"/>
+      <w:numFmt w:val="bullet"/>
+      <w:lvlText w:val="o"/>
+      <w:lvlJc w:val="left"/>
+      <w:pPr>
+        <w:ind w:left="1980" w:hanging="360"/>
+      </w:pPr>
+      <w:rPr>
+        <w:rFonts w:ascii="Courier New" w:hAnsi="Courier New" w:cs="Courier New" w:hint="default"/>
+      </w:rPr>
+    </w:lvl>
+    <w:lvl w:ilvl="2" w:tplc="04090005" w:tentative="1">
+      <w:start w:val="1"/>
+      <w:numFmt w:val="bullet"/>
+      <w:lvlText w:val=""/>
+      <w:lvlJc w:val="left"/>
+      <w:pPr>
+        <w:ind w:left="2700" w:hanging="360"/>
+      </w:pPr>
+      <w:rPr>
+        <w:rFonts w:ascii="Wingdings" w:hAnsi="Wingdings" w:hint="default"/>
+      </w:rPr>
+    </w:lvl>
+    <w:lvl w:ilvl="3" w:tplc="04090001" w:tentative="1">
+      <w:start w:val="1"/>
+      <w:numFmt w:val="bullet"/>
+      <w:lvlText w:val=""/>
+      <w:lvlJc w:val="left"/>
+      <w:pPr>
+        <w:ind w:left="3420" w:hanging="360"/>
+      </w:pPr>
+      <w:rPr>
+        <w:rFonts w:ascii="Symbol" w:hAnsi="Symbol" w:hint="default"/>
+      </w:rPr>
+    </w:lvl>
+    <w:lvl w:ilvl="4" w:tplc="04090003" w:tentative="1">
+      <w:start w:val="1"/>
+      <w:numFmt w:val="bullet"/>
+      <w:lvlText w:val="o"/>
+      <w:lvlJc w:val="left"/>
+      <w:pPr>
+        <w:ind w:left="4140" w:hanging="360"/>
+      </w:pPr>
+      <w:rPr>
+        <w:rFonts w:ascii="Courier New" w:hAnsi="Courier New" w:cs="Courier New" w:hint="default"/>
+      </w:rPr>
+    </w:lvl>
+    <w:lvl w:ilvl="5" w:tplc="04090005" w:tentative="1">
+      <w:start w:val="1"/>
+      <w:numFmt w:val="bullet"/>
+      <w:lvlText w:val=""/>
+      <w:lvlJc w:val="left"/>
+      <w:pPr>
+        <w:ind w:left="4860" w:hanging="360"/>
+      </w:pPr>
+      <w:rPr>
+        <w:rFonts w:ascii="Wingdings" w:hAnsi="Wingdings" w:hint="default"/>
+      </w:rPr>
+    </w:lvl>
+    <w:lvl w:ilvl="6" w:tplc="04090001" w:tentative="1">
+      <w:start w:val="1"/>
+      <w:numFmt w:val="bullet"/>
+      <w:lvlText w:val=""/>
+      <w:lvlJc w:val="left"/>
+      <w:pPr>
+        <w:ind w:left="5580" w:hanging="360"/>
+      </w:pPr>
+      <w:rPr>
+        <w:rFonts w:ascii="Symbol" w:hAnsi="Symbol" w:hint="default"/>
+      </w:rPr>
+    </w:lvl>
+    <w:lvl w:ilvl="7" w:tplc="04090003" w:tentative="1">
+      <w:start w:val="1"/>
+      <w:numFmt w:val="bullet"/>
+      <w:lvlText w:val="o"/>
+      <w:lvlJc w:val="left"/>
+      <w:pPr>
+        <w:ind w:left="6300" w:hanging="360"/>
+      </w:pPr>
+      <w:rPr>
+        <w:rFonts w:ascii="Courier New" w:hAnsi="Courier New" w:cs="Courier New" w:hint="default"/>
+      </w:rPr>
+    </w:lvl>
+    <w:lvl w:ilvl="8" w:tplc="04090005" w:tentative="1">
+      <w:start w:val="1"/>
+      <w:numFmt w:val="bullet"/>
+      <w:lvlText w:val=""/>
+      <w:lvlJc w:val="left"/>
+      <w:pPr>
+        <w:ind w:left="7020" w:hanging="360"/>
+      </w:pPr>
+      <w:rPr>
+        <w:rFonts w:ascii="Wingdings" w:hAnsi="Wingdings" w:hint="default"/>
+      </w:rPr>
+    </w:lvl>
+  </w:abstractNum>
+  <w:abstractNum w:abstractNumId="2" w15:restartNumberingAfterBreak="0">
+    <w:nsid w:val="26E42F29"/>
+    <w:multiLevelType w:val="hybridMultilevel"/>
+    <w:tmpl w:val="D806F4D8"/>
+    <w:lvl w:ilvl="0" w:tplc="5D48113A">
+      <w:numFmt w:val="bullet"/>
+      <w:lvlText w:val="•"/>
+      <w:lvlJc w:val="left"/>
+      <w:pPr>
+        <w:ind w:left="720" w:hanging="360"/>
+      </w:pPr>
+      <w:rPr>
+        <w:rFonts w:hint="default"/>
+        <w:lang w:val="en-US" w:eastAsia="en-US" w:bidi="ar-SA"/>
+      </w:rPr>
+    </w:lvl>
+    <w:lvl w:ilvl="1" w:tplc="04090003" w:tentative="1">
+      <w:start w:val="1"/>
+      <w:numFmt w:val="bullet"/>
+      <w:lvlText w:val="o"/>
+      <w:lvlJc w:val="left"/>
+      <w:pPr>
+        <w:ind w:left="1440" w:hanging="360"/>
+      </w:pPr>
+      <w:rPr>
+        <w:rFonts w:ascii="Courier New" w:hAnsi="Courier New" w:cs="Courier New" w:hint="default"/>
+      </w:rPr>
+    </w:lvl>
+    <w:lvl w:ilvl="2" w:tplc="04090005" w:tentative="1">
+      <w:start w:val="1"/>
+      <w:numFmt w:val="bullet"/>
+      <w:lvlText w:val=""/>
+      <w:lvlJc w:val="left"/>
+      <w:pPr>
+        <w:ind w:left="2160" w:hanging="360"/>
+      </w:pPr>
+      <w:rPr>
+        <w:rFonts w:ascii="Wingdings" w:hAnsi="Wingdings" w:hint="default"/>
+      </w:rPr>
+    </w:lvl>
+    <w:lvl w:ilvl="3" w:tplc="04090001" w:tentative="1">
+      <w:start w:val="1"/>
+      <w:numFmt w:val="bullet"/>
+      <w:lvlText w:val=""/>
+      <w:lvlJc w:val="left"/>
+      <w:pPr>
+        <w:ind w:left="2880" w:hanging="360"/>
+      </w:pPr>
+      <w:rPr>
+        <w:rFonts w:ascii="Symbol" w:hAnsi="Symbol" w:hint="default"/>
+      </w:rPr>
+    </w:lvl>
+    <w:lvl w:ilvl="4" w:tplc="04090003" w:tentative="1">
+      <w:start w:val="1"/>
+      <w:numFmt w:val="bullet"/>
+      <w:lvlText w:val="o"/>
+      <w:lvlJc w:val="left"/>
+      <w:pPr>
+        <w:ind w:left="3600" w:hanging="360"/>
+      </w:pPr>
+      <w:rPr>
+        <w:rFonts w:ascii="Courier New" w:hAnsi="Courier New" w:cs="Courier New" w:hint="default"/>
+      </w:rPr>
+    </w:lvl>
+    <w:lvl w:ilvl="5" w:tplc="04090005" w:tentative="1">
+      <w:start w:val="1"/>
+      <w:numFmt w:val="bullet"/>
+      <w:lvlText w:val=""/>
+      <w:lvlJc w:val="left"/>
+      <w:pPr>
+        <w:ind w:left="4320" w:hanging="360"/>
+      </w:pPr>
+      <w:rPr>
+        <w:rFonts w:ascii="Wingdings" w:hAnsi="Wingdings" w:hint="default"/>
+      </w:rPr>
+    </w:lvl>
+    <w:lvl w:ilvl="6" w:tplc="04090001" w:tentative="1">
+      <w:start w:val="1"/>
+      <w:numFmt w:val="bullet"/>
+      <w:lvlText w:val=""/>
+      <w:lvlJc w:val="left"/>
+      <w:pPr>
+        <w:ind w:left="5040" w:hanging="360"/>
+      </w:pPr>
+      <w:rPr>
+        <w:rFonts w:ascii="Symbol" w:hAnsi="Symbol" w:hint="default"/>
+      </w:rPr>
+    </w:lvl>
+    <w:lvl w:ilvl="7" w:tplc="04090003" w:tentative="1">
+      <w:start w:val="1"/>
+      <w:numFmt w:val="bullet"/>
+      <w:lvlText w:val="o"/>
+      <w:lvlJc w:val="left"/>
+      <w:pPr>
+        <w:ind w:left="5760" w:hanging="360"/>
+      </w:pPr>
+      <w:rPr>
+        <w:rFonts w:ascii="Courier New" w:hAnsi="Courier New" w:cs="Courier New" w:hint="default"/>
+      </w:rPr>
+    </w:lvl>
+    <w:lvl w:ilvl="8" w:tplc="04090005" w:tentative="1">
+      <w:start w:val="1"/>
+      <w:numFmt w:val="bullet"/>
+      <w:lvlText w:val=""/>
+      <w:lvlJc w:val="left"/>
+      <w:pPr>
+        <w:ind w:left="6480" w:hanging="360"/>
+      </w:pPr>
+      <w:rPr>
+        <w:rFonts w:ascii="Wingdings" w:hAnsi="Wingdings" w:hint="default"/>
+      </w:rPr>
+    </w:lvl>
+  </w:abstractNum>
+  <w:abstractNum w:abstractNumId="3" w15:restartNumberingAfterBreak="0">
     <w:nsid w:val="2BB16A69"/>
     <w:multiLevelType w:val="hybridMultilevel"/>
     <w:tmpl w:val="3644598C"/>
@@ -19058,7 +19460,120 @@
       </w:rPr>
     </w:lvl>
   </w:abstractNum>
-  <w:abstractNum w:abstractNumId="2" w15:restartNumberingAfterBreak="0">
+  <w:abstractNum w:abstractNumId="4" w15:restartNumberingAfterBreak="0">
+    <w:nsid w:val="34BD7D77"/>
+    <w:multiLevelType w:val="hybridMultilevel"/>
+    <w:tmpl w:val="448E5E30"/>
+    <w:lvl w:ilvl="0" w:tplc="5D48113A">
+      <w:numFmt w:val="bullet"/>
+      <w:lvlText w:val="•"/>
+      <w:lvlJc w:val="left"/>
+      <w:pPr>
+        <w:ind w:left="720" w:hanging="360"/>
+      </w:pPr>
+      <w:rPr>
+        <w:rFonts w:hint="default"/>
+        <w:lang w:val="en-US" w:eastAsia="en-US" w:bidi="ar-SA"/>
+      </w:rPr>
+    </w:lvl>
+    <w:lvl w:ilvl="1" w:tplc="04090003" w:tentative="1">
+      <w:start w:val="1"/>
+      <w:numFmt w:val="bullet"/>
+      <w:lvlText w:val="o"/>
+      <w:lvlJc w:val="left"/>
+      <w:pPr>
+        <w:ind w:left="1440" w:hanging="360"/>
+      </w:pPr>
+      <w:rPr>
+        <w:rFonts w:ascii="Courier New" w:hAnsi="Courier New" w:cs="Courier New" w:hint="default"/>
+      </w:rPr>
+    </w:lvl>
+    <w:lvl w:ilvl="2" w:tplc="04090005" w:tentative="1">
+      <w:start w:val="1"/>
+      <w:numFmt w:val="bullet"/>
+      <w:lvlText w:val=""/>
+      <w:lvlJc w:val="left"/>
+      <w:pPr>
+        <w:ind w:left="2160" w:hanging="360"/>
+      </w:pPr>
+      <w:rPr>
+        <w:rFonts w:ascii="Wingdings" w:hAnsi="Wingdings" w:hint="default"/>
+      </w:rPr>
+    </w:lvl>
+    <w:lvl w:ilvl="3" w:tplc="04090001" w:tentative="1">
+      <w:start w:val="1"/>
+      <w:numFmt w:val="bullet"/>
+      <w:lvlText w:val=""/>
+      <w:lvlJc w:val="left"/>
+      <w:pPr>
+        <w:ind w:left="2880" w:hanging="360"/>
+      </w:pPr>
+      <w:rPr>
+        <w:rFonts w:ascii="Symbol" w:hAnsi="Symbol" w:hint="default"/>
+      </w:rPr>
+    </w:lvl>
+    <w:lvl w:ilvl="4" w:tplc="04090003" w:tentative="1">
+      <w:start w:val="1"/>
+      <w:numFmt w:val="bullet"/>
+      <w:lvlText w:val="o"/>
+      <w:lvlJc w:val="left"/>
+      <w:pPr>
+        <w:ind w:left="3600" w:hanging="360"/>
+      </w:pPr>
+      <w:rPr>
+        <w:rFonts w:ascii="Courier New" w:hAnsi="Courier New" w:cs="Courier New" w:hint="default"/>
+      </w:rPr>
+    </w:lvl>
+    <w:lvl w:ilvl="5" w:tplc="04090005" w:tentative="1">
+      <w:start w:val="1"/>
+      <w:numFmt w:val="bullet"/>
+      <w:lvlText w:val=""/>
+      <w:lvlJc w:val="left"/>
+      <w:pPr>
+        <w:ind w:left="4320" w:hanging="360"/>
+      </w:pPr>
+      <w:rPr>
+        <w:rFonts w:ascii="Wingdings" w:hAnsi="Wingdings" w:hint="default"/>
+      </w:rPr>
+    </w:lvl>
+    <w:lvl w:ilvl="6" w:tplc="04090001" w:tentative="1">
+      <w:start w:val="1"/>
+      <w:numFmt w:val="bullet"/>
+      <w:lvlText w:val=""/>
+      <w:lvlJc w:val="left"/>
+      <w:pPr>
+        <w:ind w:left="5040" w:hanging="360"/>
+      </w:pPr>
+      <w:rPr>
+        <w:rFonts w:ascii="Symbol" w:hAnsi="Symbol" w:hint="default"/>
+      </w:rPr>
+    </w:lvl>
+    <w:lvl w:ilvl="7" w:tplc="04090003" w:tentative="1">
+      <w:start w:val="1"/>
+      <w:numFmt w:val="bullet"/>
+      <w:lvlText w:val="o"/>
+      <w:lvlJc w:val="left"/>
+      <w:pPr>
+        <w:ind w:left="5760" w:hanging="360"/>
+      </w:pPr>
+      <w:rPr>
+        <w:rFonts w:ascii="Courier New" w:hAnsi="Courier New" w:cs="Courier New" w:hint="default"/>
+      </w:rPr>
+    </w:lvl>
+    <w:lvl w:ilvl="8" w:tplc="04090005" w:tentative="1">
+      <w:start w:val="1"/>
+      <w:numFmt w:val="bullet"/>
+      <w:lvlText w:val=""/>
+      <w:lvlJc w:val="left"/>
+      <w:pPr>
+        <w:ind w:left="6480" w:hanging="360"/>
+      </w:pPr>
+      <w:rPr>
+        <w:rFonts w:ascii="Wingdings" w:hAnsi="Wingdings" w:hint="default"/>
+      </w:rPr>
+    </w:lvl>
+  </w:abstractNum>
+  <w:abstractNum w:abstractNumId="5" w15:restartNumberingAfterBreak="0">
     <w:nsid w:val="3AC14801"/>
     <w:multiLevelType w:val="hybridMultilevel"/>
     <w:tmpl w:val="43DE1792"/>
@@ -19187,10 +19702,272 @@
       </w:rPr>
     </w:lvl>
   </w:abstractNum>
-  <w:abstractNum w:abstractNumId="3" w15:restartNumberingAfterBreak="0">
+  <w:abstractNum w:abstractNumId="6" w15:restartNumberingAfterBreak="0">
+    <w:nsid w:val="450A4D3D"/>
+    <w:multiLevelType w:val="hybridMultilevel"/>
+    <w:tmpl w:val="A9ACB03A"/>
+    <w:lvl w:ilvl="0" w:tplc="5D48113A">
+      <w:numFmt w:val="bullet"/>
+      <w:lvlText w:val="•"/>
+      <w:lvlJc w:val="left"/>
+      <w:pPr>
+        <w:ind w:left="720" w:hanging="360"/>
+      </w:pPr>
+      <w:rPr>
+        <w:rFonts w:hint="default"/>
+        <w:lang w:val="en-US" w:eastAsia="en-US" w:bidi="ar-SA"/>
+      </w:rPr>
+    </w:lvl>
+    <w:lvl w:ilvl="1" w:tplc="04090003" w:tentative="1">
+      <w:start w:val="1"/>
+      <w:numFmt w:val="bullet"/>
+      <w:lvlText w:val="o"/>
+      <w:lvlJc w:val="left"/>
+      <w:pPr>
+        <w:ind w:left="1440" w:hanging="360"/>
+      </w:pPr>
+      <w:rPr>
+        <w:rFonts w:ascii="Courier New" w:hAnsi="Courier New" w:cs="Courier New" w:hint="default"/>
+      </w:rPr>
+    </w:lvl>
+    <w:lvl w:ilvl="2" w:tplc="04090005" w:tentative="1">
+      <w:start w:val="1"/>
+      <w:numFmt w:val="bullet"/>
+      <w:lvlText w:val=""/>
+      <w:lvlJc w:val="left"/>
+      <w:pPr>
+        <w:ind w:left="2160" w:hanging="360"/>
+      </w:pPr>
+      <w:rPr>
+        <w:rFonts w:ascii="Wingdings" w:hAnsi="Wingdings" w:hint="default"/>
+      </w:rPr>
+    </w:lvl>
+    <w:lvl w:ilvl="3" w:tplc="04090001" w:tentative="1">
+      <w:start w:val="1"/>
+      <w:numFmt w:val="bullet"/>
+      <w:lvlText w:val=""/>
+      <w:lvlJc w:val="left"/>
+      <w:pPr>
+        <w:ind w:left="2880" w:hanging="360"/>
+      </w:pPr>
+      <w:rPr>
+        <w:rFonts w:ascii="Symbol" w:hAnsi="Symbol" w:hint="default"/>
+      </w:rPr>
+    </w:lvl>
+    <w:lvl w:ilvl="4" w:tplc="04090003" w:tentative="1">
+      <w:start w:val="1"/>
+      <w:numFmt w:val="bullet"/>
+      <w:lvlText w:val="o"/>
+      <w:lvlJc w:val="left"/>
+      <w:pPr>
+        <w:ind w:left="3600" w:hanging="360"/>
+      </w:pPr>
+      <w:rPr>
+        <w:rFonts w:ascii="Courier New" w:hAnsi="Courier New" w:cs="Courier New" w:hint="default"/>
+      </w:rPr>
+    </w:lvl>
+    <w:lvl w:ilvl="5" w:tplc="04090005" w:tentative="1">
+      <w:start w:val="1"/>
+      <w:numFmt w:val="bullet"/>
+      <w:lvlText w:val=""/>
+      <w:lvlJc w:val="left"/>
+      <w:pPr>
+        <w:ind w:left="4320" w:hanging="360"/>
+      </w:pPr>
+      <w:rPr>
+        <w:rFonts w:ascii="Wingdings" w:hAnsi="Wingdings" w:hint="default"/>
+      </w:rPr>
+    </w:lvl>
+    <w:lvl w:ilvl="6" w:tplc="04090001" w:tentative="1">
+      <w:start w:val="1"/>
+      <w:numFmt w:val="bullet"/>
+      <w:lvlText w:val=""/>
+      <w:lvlJc w:val="left"/>
+      <w:pPr>
+        <w:ind w:left="5040" w:hanging="360"/>
+      </w:pPr>
+      <w:rPr>
+        <w:rFonts w:ascii="Symbol" w:hAnsi="Symbol" w:hint="default"/>
+      </w:rPr>
+    </w:lvl>
+    <w:lvl w:ilvl="7" w:tplc="04090003" w:tentative="1">
+      <w:start w:val="1"/>
+      <w:numFmt w:val="bullet"/>
+      <w:lvlText w:val="o"/>
+      <w:lvlJc w:val="left"/>
+      <w:pPr>
+        <w:ind w:left="5760" w:hanging="360"/>
+      </w:pPr>
+      <w:rPr>
+        <w:rFonts w:ascii="Courier New" w:hAnsi="Courier New" w:cs="Courier New" w:hint="default"/>
+      </w:rPr>
+    </w:lvl>
+    <w:lvl w:ilvl="8" w:tplc="04090005" w:tentative="1">
+      <w:start w:val="1"/>
+      <w:numFmt w:val="bullet"/>
+      <w:lvlText w:val=""/>
+      <w:lvlJc w:val="left"/>
+      <w:pPr>
+        <w:ind w:left="6480" w:hanging="360"/>
+      </w:pPr>
+      <w:rPr>
+        <w:rFonts w:ascii="Wingdings" w:hAnsi="Wingdings" w:hint="default"/>
+      </w:rPr>
+    </w:lvl>
+  </w:abstractNum>
+  <w:abstractNum w:abstractNumId="7" w15:restartNumberingAfterBreak="0">
+    <w:nsid w:val="4AD638DF"/>
+    <w:multiLevelType w:val="multilevel"/>
+    <w:tmpl w:val="E9226AA6"/>
+    <w:lvl w:ilvl="0">
+      <w:start w:val="1"/>
+      <w:numFmt w:val="bullet"/>
+      <w:lvlText w:val=""/>
+      <w:lvlJc w:val="left"/>
+      <w:pPr>
+        <w:tabs>
+          <w:tab w:val="num" w:pos="720"/>
+        </w:tabs>
+        <w:ind w:left="720" w:hanging="360"/>
+      </w:pPr>
+      <w:rPr>
+        <w:rFonts w:ascii="Symbol" w:hAnsi="Symbol" w:hint="default"/>
+        <w:sz w:val="20"/>
+      </w:rPr>
+    </w:lvl>
+    <w:lvl w:ilvl="1" w:tentative="1">
+      <w:start w:val="1"/>
+      <w:numFmt w:val="bullet"/>
+      <w:lvlText w:val="o"/>
+      <w:lvlJc w:val="left"/>
+      <w:pPr>
+        <w:tabs>
+          <w:tab w:val="num" w:pos="1440"/>
+        </w:tabs>
+        <w:ind w:left="1440" w:hanging="360"/>
+      </w:pPr>
+      <w:rPr>
+        <w:rFonts w:ascii="Courier New" w:hAnsi="Courier New" w:hint="default"/>
+        <w:sz w:val="20"/>
+      </w:rPr>
+    </w:lvl>
+    <w:lvl w:ilvl="2" w:tentative="1">
+      <w:start w:val="1"/>
+      <w:numFmt w:val="bullet"/>
+      <w:lvlText w:val=""/>
+      <w:lvlJc w:val="left"/>
+      <w:pPr>
+        <w:tabs>
+          <w:tab w:val="num" w:pos="2160"/>
+        </w:tabs>
+        <w:ind w:left="2160" w:hanging="360"/>
+      </w:pPr>
+      <w:rPr>
+        <w:rFonts w:ascii="Wingdings" w:hAnsi="Wingdings" w:hint="default"/>
+        <w:sz w:val="20"/>
+      </w:rPr>
+    </w:lvl>
+    <w:lvl w:ilvl="3" w:tentative="1">
+      <w:start w:val="1"/>
+      <w:numFmt w:val="bullet"/>
+      <w:lvlText w:val=""/>
+      <w:lvlJc w:val="left"/>
+      <w:pPr>
+        <w:tabs>
+          <w:tab w:val="num" w:pos="2880"/>
+        </w:tabs>
+        <w:ind w:left="2880" w:hanging="360"/>
+      </w:pPr>
+      <w:rPr>
+        <w:rFonts w:ascii="Wingdings" w:hAnsi="Wingdings" w:hint="default"/>
+        <w:sz w:val="20"/>
+      </w:rPr>
+    </w:lvl>
+    <w:lvl w:ilvl="4" w:tentative="1">
+      <w:start w:val="1"/>
+      <w:numFmt w:val="bullet"/>
+      <w:lvlText w:val=""/>
+      <w:lvlJc w:val="left"/>
+      <w:pPr>
+        <w:tabs>
+          <w:tab w:val="num" w:pos="3600"/>
+        </w:tabs>
+        <w:ind w:left="3600" w:hanging="360"/>
+      </w:pPr>
+      <w:rPr>
+        <w:rFonts w:ascii="Wingdings" w:hAnsi="Wingdings" w:hint="default"/>
+        <w:sz w:val="20"/>
+      </w:rPr>
+    </w:lvl>
+    <w:lvl w:ilvl="5" w:tentative="1">
+      <w:start w:val="1"/>
+      <w:numFmt w:val="bullet"/>
+      <w:lvlText w:val=""/>
+      <w:lvlJc w:val="left"/>
+      <w:pPr>
+        <w:tabs>
+          <w:tab w:val="num" w:pos="4320"/>
+        </w:tabs>
+        <w:ind w:left="4320" w:hanging="360"/>
+      </w:pPr>
+      <w:rPr>
+        <w:rFonts w:ascii="Wingdings" w:hAnsi="Wingdings" w:hint="default"/>
+        <w:sz w:val="20"/>
+      </w:rPr>
+    </w:lvl>
+    <w:lvl w:ilvl="6" w:tentative="1">
+      <w:start w:val="1"/>
+      <w:numFmt w:val="bullet"/>
+      <w:lvlText w:val=""/>
+      <w:lvlJc w:val="left"/>
+      <w:pPr>
+        <w:tabs>
+          <w:tab w:val="num" w:pos="5040"/>
+        </w:tabs>
+        <w:ind w:left="5040" w:hanging="360"/>
+      </w:pPr>
+      <w:rPr>
+        <w:rFonts w:ascii="Wingdings" w:hAnsi="Wingdings" w:hint="default"/>
+        <w:sz w:val="20"/>
+      </w:rPr>
+    </w:lvl>
+    <w:lvl w:ilvl="7" w:tentative="1">
+      <w:start w:val="1"/>
+      <w:numFmt w:val="bullet"/>
+      <w:lvlText w:val=""/>
+      <w:lvlJc w:val="left"/>
+      <w:pPr>
+        <w:tabs>
+          <w:tab w:val="num" w:pos="5760"/>
+        </w:tabs>
+        <w:ind w:left="5760" w:hanging="360"/>
+      </w:pPr>
+      <w:rPr>
+        <w:rFonts w:ascii="Wingdings" w:hAnsi="Wingdings" w:hint="default"/>
+        <w:sz w:val="20"/>
+      </w:rPr>
+    </w:lvl>
+    <w:lvl w:ilvl="8" w:tentative="1">
+      <w:start w:val="1"/>
+      <w:numFmt w:val="bullet"/>
+      <w:lvlText w:val=""/>
+      <w:lvlJc w:val="left"/>
+      <w:pPr>
+        <w:tabs>
+          <w:tab w:val="num" w:pos="6480"/>
+        </w:tabs>
+        <w:ind w:left="6480" w:hanging="360"/>
+      </w:pPr>
+      <w:rPr>
+        <w:rFonts w:ascii="Wingdings" w:hAnsi="Wingdings" w:hint="default"/>
+        <w:sz w:val="20"/>
+      </w:rPr>
+    </w:lvl>
+  </w:abstractNum>
+  <w:abstractNum w:abstractNumId="8" w15:restartNumberingAfterBreak="0">
     <w:nsid w:val="4C9F3F11"/>
     <w:multiLevelType w:val="hybridMultilevel"/>
-    <w:tmpl w:val="5D9C8C18"/>
+    <w:tmpl w:val="D3202DF4"/>
     <w:lvl w:ilvl="0" w:tplc="0C4C36D0">
       <w:start w:val="1"/>
       <w:numFmt w:val="decimal"/>
@@ -19323,7 +20100,120 @@
       </w:rPr>
     </w:lvl>
   </w:abstractNum>
-  <w:abstractNum w:abstractNumId="4" w15:restartNumberingAfterBreak="0">
+  <w:abstractNum w:abstractNumId="9" w15:restartNumberingAfterBreak="0">
+    <w:nsid w:val="72447018"/>
+    <w:multiLevelType w:val="hybridMultilevel"/>
+    <w:tmpl w:val="14EE683C"/>
+    <w:lvl w:ilvl="0" w:tplc="5D48113A">
+      <w:numFmt w:val="bullet"/>
+      <w:lvlText w:val="•"/>
+      <w:lvlJc w:val="left"/>
+      <w:pPr>
+        <w:ind w:left="720" w:hanging="360"/>
+      </w:pPr>
+      <w:rPr>
+        <w:rFonts w:hint="default"/>
+        <w:lang w:val="en-US" w:eastAsia="en-US" w:bidi="ar-SA"/>
+      </w:rPr>
+    </w:lvl>
+    <w:lvl w:ilvl="1" w:tplc="04090003" w:tentative="1">
+      <w:start w:val="1"/>
+      <w:numFmt w:val="bullet"/>
+      <w:lvlText w:val="o"/>
+      <w:lvlJc w:val="left"/>
+      <w:pPr>
+        <w:ind w:left="1440" w:hanging="360"/>
+      </w:pPr>
+      <w:rPr>
+        <w:rFonts w:ascii="Courier New" w:hAnsi="Courier New" w:cs="Courier New" w:hint="default"/>
+      </w:rPr>
+    </w:lvl>
+    <w:lvl w:ilvl="2" w:tplc="04090005" w:tentative="1">
+      <w:start w:val="1"/>
+      <w:numFmt w:val="bullet"/>
+      <w:lvlText w:val=""/>
+      <w:lvlJc w:val="left"/>
+      <w:pPr>
+        <w:ind w:left="2160" w:hanging="360"/>
+      </w:pPr>
+      <w:rPr>
+        <w:rFonts w:ascii="Wingdings" w:hAnsi="Wingdings" w:hint="default"/>
+      </w:rPr>
+    </w:lvl>
+    <w:lvl w:ilvl="3" w:tplc="04090001" w:tentative="1">
+      <w:start w:val="1"/>
+      <w:numFmt w:val="bullet"/>
+      <w:lvlText w:val=""/>
+      <w:lvlJc w:val="left"/>
+      <w:pPr>
+        <w:ind w:left="2880" w:hanging="360"/>
+      </w:pPr>
+      <w:rPr>
+        <w:rFonts w:ascii="Symbol" w:hAnsi="Symbol" w:hint="default"/>
+      </w:rPr>
+    </w:lvl>
+    <w:lvl w:ilvl="4" w:tplc="04090003" w:tentative="1">
+      <w:start w:val="1"/>
+      <w:numFmt w:val="bullet"/>
+      <w:lvlText w:val="o"/>
+      <w:lvlJc w:val="left"/>
+      <w:pPr>
+        <w:ind w:left="3600" w:hanging="360"/>
+      </w:pPr>
+      <w:rPr>
+        <w:rFonts w:ascii="Courier New" w:hAnsi="Courier New" w:cs="Courier New" w:hint="default"/>
+      </w:rPr>
+    </w:lvl>
+    <w:lvl w:ilvl="5" w:tplc="04090005" w:tentative="1">
+      <w:start w:val="1"/>
+      <w:numFmt w:val="bullet"/>
+      <w:lvlText w:val=""/>
+      <w:lvlJc w:val="left"/>
+      <w:pPr>
+        <w:ind w:left="4320" w:hanging="360"/>
+      </w:pPr>
+      <w:rPr>
+        <w:rFonts w:ascii="Wingdings" w:hAnsi="Wingdings" w:hint="default"/>
+      </w:rPr>
+    </w:lvl>
+    <w:lvl w:ilvl="6" w:tplc="04090001" w:tentative="1">
+      <w:start w:val="1"/>
+      <w:numFmt w:val="bullet"/>
+      <w:lvlText w:val=""/>
+      <w:lvlJc w:val="left"/>
+      <w:pPr>
+        <w:ind w:left="5040" w:hanging="360"/>
+      </w:pPr>
+      <w:rPr>
+        <w:rFonts w:ascii="Symbol" w:hAnsi="Symbol" w:hint="default"/>
+      </w:rPr>
+    </w:lvl>
+    <w:lvl w:ilvl="7" w:tplc="04090003" w:tentative="1">
+      <w:start w:val="1"/>
+      <w:numFmt w:val="bullet"/>
+      <w:lvlText w:val="o"/>
+      <w:lvlJc w:val="left"/>
+      <w:pPr>
+        <w:ind w:left="5760" w:hanging="360"/>
+      </w:pPr>
+      <w:rPr>
+        <w:rFonts w:ascii="Courier New" w:hAnsi="Courier New" w:cs="Courier New" w:hint="default"/>
+      </w:rPr>
+    </w:lvl>
+    <w:lvl w:ilvl="8" w:tplc="04090005" w:tentative="1">
+      <w:start w:val="1"/>
+      <w:numFmt w:val="bullet"/>
+      <w:lvlText w:val=""/>
+      <w:lvlJc w:val="left"/>
+      <w:pPr>
+        <w:ind w:left="6480" w:hanging="360"/>
+      </w:pPr>
+      <w:rPr>
+        <w:rFonts w:ascii="Wingdings" w:hAnsi="Wingdings" w:hint="default"/>
+      </w:rPr>
+    </w:lvl>
+  </w:abstractNum>
+  <w:abstractNum w:abstractNumId="10" w15:restartNumberingAfterBreak="0">
     <w:nsid w:val="74E67EBC"/>
     <w:multiLevelType w:val="hybridMultilevel"/>
     <w:tmpl w:val="9FDC633A"/>
@@ -19456,16 +20346,34 @@
     <w:abstractNumId w:val="0"/>
   </w:num>
   <w:num w:numId="2" w16cid:durableId="251014625">
+    <w:abstractNumId w:val="10"/>
+  </w:num>
+  <w:num w:numId="3" w16cid:durableId="1666713113">
+    <w:abstractNumId w:val="3"/>
+  </w:num>
+  <w:num w:numId="4" w16cid:durableId="1194536037">
+    <w:abstractNumId w:val="5"/>
+  </w:num>
+  <w:num w:numId="5" w16cid:durableId="2044355293">
+    <w:abstractNumId w:val="8"/>
+  </w:num>
+  <w:num w:numId="6" w16cid:durableId="537278131">
+    <w:abstractNumId w:val="2"/>
+  </w:num>
+  <w:num w:numId="7" w16cid:durableId="1128468960">
+    <w:abstractNumId w:val="9"/>
+  </w:num>
+  <w:num w:numId="8" w16cid:durableId="357464346">
+    <w:abstractNumId w:val="1"/>
+  </w:num>
+  <w:num w:numId="9" w16cid:durableId="474182995">
+    <w:abstractNumId w:val="6"/>
+  </w:num>
+  <w:num w:numId="10" w16cid:durableId="1917588391">
     <w:abstractNumId w:val="4"/>
   </w:num>
-  <w:num w:numId="3" w16cid:durableId="1666713113">
-    <w:abstractNumId w:val="1"/>
-  </w:num>
-  <w:num w:numId="4" w16cid:durableId="1194536037">
-    <w:abstractNumId w:val="2"/>
-  </w:num>
-  <w:num w:numId="5" w16cid:durableId="2044355293">
-    <w:abstractNumId w:val="3"/>
+  <w:num w:numId="11" w16cid:durableId="1904218623">
+    <w:abstractNumId w:val="7"/>
   </w:num>
 </w:numbering>
 </file>
@@ -19894,6 +20802,7 @@
   <w:style w:type="paragraph" w:styleId="Heading2">
     <w:name w:val="heading 2"/>
     <w:basedOn w:val="Normal"/>
+    <w:link w:val="Heading2Char"/>
     <w:uiPriority w:val="9"/>
     <w:unhideWhenUsed/>
     <w:qFormat/>
@@ -19911,7 +20820,6 @@
   <w:style w:type="character" w:default="1" w:styleId="DefaultParagraphFont">
     <w:name w:val="Default Paragraph Font"/>
     <w:uiPriority w:val="1"/>
-    <w:semiHidden/>
     <w:unhideWhenUsed/>
   </w:style>
   <w:style w:type="table" w:default="1" w:styleId="TableNormal">
@@ -19938,6 +20846,7 @@
   <w:style w:type="paragraph" w:styleId="BodyText">
     <w:name w:val="Body Text"/>
     <w:basedOn w:val="Normal"/>
+    <w:link w:val="BodyTextChar"/>
     <w:uiPriority w:val="1"/>
     <w:qFormat/>
     <w:rPr>
@@ -20002,6 +20911,32 @@
     <w:rPr>
       <w:color w:val="605E5C"/>
       <w:shd w:val="clear" w:color="auto" w:fill="E1DFDD"/>
+    </w:rPr>
+  </w:style>
+  <w:style w:type="character" w:customStyle="1" w:styleId="Heading2Char">
+    <w:name w:val="Heading 2 Char"/>
+    <w:basedOn w:val="DefaultParagraphFont"/>
+    <w:link w:val="Heading2"/>
+    <w:uiPriority w:val="9"/>
+    <w:rsid w:val="005B18A9"/>
+    <w:rPr>
+      <w:rFonts w:ascii="Times New Roman" w:eastAsia="Times New Roman" w:hAnsi="Times New Roman" w:cs="Times New Roman"/>
+      <w:b/>
+      <w:bCs/>
+      <w:sz w:val="24"/>
+      <w:szCs w:val="24"/>
+    </w:rPr>
+  </w:style>
+  <w:style w:type="character" w:customStyle="1" w:styleId="BodyTextChar">
+    <w:name w:val="Body Text Char"/>
+    <w:basedOn w:val="DefaultParagraphFont"/>
+    <w:link w:val="BodyText"/>
+    <w:uiPriority w:val="1"/>
+    <w:rsid w:val="005B18A9"/>
+    <w:rPr>
+      <w:rFonts w:ascii="Times New Roman" w:eastAsia="Times New Roman" w:hAnsi="Times New Roman" w:cs="Times New Roman"/>
+      <w:sz w:val="24"/>
+      <w:szCs w:val="24"/>
     </w:rPr>
   </w:style>
 </w:styles>
